--- a/docs/guide/presentation/CryptoCopilot-DemoDay-Script.docx
+++ b/docs/guide/presentation/CryptoCopilot-DemoDay-Script.docx
@@ -1672,7 +1672,7 @@
           <w:sz w:val="25"/>
           <w:szCs w:val="25"/>
         </w:rPr>
-        <w:t xml:space="preserve">If the answer isn’t in the sources, it just says so. And it </w:t>
+        <w:t xml:space="preserve">If the answer isn’t in the sources, it just says so. And when it does give a view, it’s </w:t>
       </w:r>
       <w:r>
         <w:rPr>
@@ -1683,7 +1683,7 @@
           <w:sz w:val="25"/>
           <w:szCs w:val="25"/>
         </w:rPr>
-        <w:t>never gives trading advice</w:t>
+        <w:t>grounded in those sources and flagged as educational, not financial advice</w:t>
       </w:r>
       <w:r>
         <w:rPr>
